--- a/data/reports/files/월간에너지보고서_202606.docx
+++ b/data/reports/files/월간에너지보고서_202606.docx
@@ -130,7 +130,7 @@
                 <w:sz w:val="18"/>
                 <w:szCs w:val="18"/>
               </w:rPr>
-              <w:t xml:space="preserve">910,565 kWh</w:t>
+              <w:t xml:space="preserve">915,864 kWh</w:t>
             </w:r>
           </w:p>
         </w:tc>
@@ -181,7 +181,7 @@
                 <w:sz w:val="18"/>
                 <w:szCs w:val="18"/>
               </w:rPr>
-              <w:t xml:space="preserve">413.49 tCO2</w:t>
+              <w:t xml:space="preserve">415.89 tCO2</w:t>
             </w:r>
           </w:p>
         </w:tc>
@@ -234,7 +234,7 @@
                 <w:sz w:val="18"/>
                 <w:szCs w:val="18"/>
               </w:rPr>
-              <w:t xml:space="preserve">▼ 2.6%</w:t>
+              <w:t xml:space="preserve">▼ 2.0%</w:t>
             </w:r>
           </w:p>
         </w:tc>
@@ -610,7 +610,7 @@
                 <w:sz w:val="18"/>
                 <w:szCs w:val="18"/>
               </w:rPr>
-              <w:t xml:space="preserve">28.0℃</w:t>
+              <w:t xml:space="preserve">28.1℃</w:t>
             </w:r>
           </w:p>
         </w:tc>
@@ -635,7 +635,7 @@
                 <w:sz w:val="18"/>
                 <w:szCs w:val="18"/>
               </w:rPr>
-              <w:t xml:space="preserve">16.9℃</w:t>
+              <w:t xml:space="preserve">16.3℃</w:t>
             </w:r>
           </w:p>
         </w:tc>
@@ -3441,7 +3441,7 @@
                 <w:sz w:val="18"/>
                 <w:szCs w:val="18"/>
               </w:rPr>
-              <w:t xml:space="preserve">31,424 kWh</w:t>
+              <w:t xml:space="preserve">36,722 kWh</w:t>
             </w:r>
           </w:p>
         </w:tc>
@@ -3968,7 +3968,7 @@
                 <w:sz w:val="18"/>
                 <w:szCs w:val="18"/>
               </w:rPr>
-              <w:t xml:space="preserve">172,792 kWh</w:t>
+              <w:t xml:space="preserve">175,650 kWh</w:t>
             </w:r>
           </w:p>
         </w:tc>
@@ -3993,7 +3993,7 @@
                 <w:sz w:val="18"/>
                 <w:szCs w:val="18"/>
               </w:rPr>
-              <w:t xml:space="preserve">78.46 tCO2</w:t>
+              <w:t xml:space="preserve">79.76 tCO2</w:t>
             </w:r>
           </w:p>
         </w:tc>
@@ -4018,7 +4018,7 @@
                 <w:sz w:val="18"/>
                 <w:szCs w:val="18"/>
               </w:rPr>
-              <w:t xml:space="preserve">▼ 5.8%</w:t>
+              <w:t xml:space="preserve">▼ 4.2%</w:t>
             </w:r>
           </w:p>
         </w:tc>
@@ -4476,7 +4476,7 @@
                 <w:sz w:val="18"/>
                 <w:szCs w:val="18"/>
               </w:rPr>
-              <w:t xml:space="preserve">51,915 kWh</w:t>
+              <w:t xml:space="preserve">53,639 kWh</w:t>
             </w:r>
           </w:p>
         </w:tc>
@@ -4501,7 +4501,7 @@
                 <w:sz w:val="18"/>
                 <w:szCs w:val="18"/>
               </w:rPr>
-              <w:t xml:space="preserve">23.57 tCO2</w:t>
+              <w:t xml:space="preserve">24.36 tCO2</w:t>
             </w:r>
           </w:p>
         </w:tc>
@@ -4526,7 +4526,7 @@
                 <w:sz w:val="18"/>
                 <w:szCs w:val="18"/>
               </w:rPr>
-              <w:t xml:space="preserve">▼ 4.2%</w:t>
+              <w:t xml:space="preserve">▼ 1.0%</w:t>
             </w:r>
           </w:p>
         </w:tc>
@@ -4730,7 +4730,7 @@
                 <w:sz w:val="18"/>
                 <w:szCs w:val="18"/>
               </w:rPr>
-              <w:t xml:space="preserve">20,101 kWh</w:t>
+              <w:t xml:space="preserve">20,819 kWh</w:t>
             </w:r>
           </w:p>
         </w:tc>
@@ -4755,7 +4755,7 @@
                 <w:sz w:val="18"/>
                 <w:szCs w:val="18"/>
               </w:rPr>
-              <w:t xml:space="preserve">9.13 tCO2</w:t>
+              <w:t xml:space="preserve">9.45 tCO2</w:t>
             </w:r>
           </w:p>
         </w:tc>
@@ -4780,7 +4780,7 @@
                 <w:sz w:val="18"/>
                 <w:szCs w:val="18"/>
               </w:rPr>
-              <w:t xml:space="preserve">▼ 11.7%</w:t>
+              <w:t xml:space="preserve">▼ 8.5%</w:t>
             </w:r>
           </w:p>
         </w:tc>
@@ -6486,7 +6486,7 @@
                 <w:sz w:val="18"/>
                 <w:szCs w:val="18"/>
               </w:rPr>
-              <w:t xml:space="preserve">상구네 행복발전소</w:t>
+              <w:t xml:space="preserve">구립하계실버센터</w:t>
             </w:r>
           </w:p>
         </w:tc>
@@ -6511,7 +6511,7 @@
                 <w:sz w:val="18"/>
                 <w:szCs w:val="18"/>
               </w:rPr>
-              <w:t xml:space="preserve">커뮤니티시설</w:t>
+              <w:t xml:space="preserve">복지시설</w:t>
             </w:r>
           </w:p>
         </w:tc>
@@ -6536,7 +6536,7 @@
                 <w:sz w:val="18"/>
                 <w:szCs w:val="18"/>
               </w:rPr>
-              <w:t xml:space="preserve">1,059 kWh</w:t>
+              <w:t xml:space="preserve">22,425 kWh</w:t>
             </w:r>
           </w:p>
         </w:tc>
@@ -6561,7 +6561,7 @@
                 <w:sz w:val="18"/>
                 <w:szCs w:val="18"/>
               </w:rPr>
-              <w:t xml:space="preserve">111.51㎡</w:t>
+              <w:t xml:space="preserve">2,348.25㎡</w:t>
             </w:r>
           </w:p>
         </w:tc>
@@ -6586,7 +6586,7 @@
                 <w:sz w:val="18"/>
                 <w:szCs w:val="18"/>
               </w:rPr>
-              <w:t xml:space="preserve">9.49</w:t>
+              <w:t xml:space="preserve">9.55</w:t>
             </w:r>
           </w:p>
         </w:tc>
@@ -6611,7 +6611,7 @@
                 <w:sz w:val="18"/>
                 <w:szCs w:val="18"/>
               </w:rPr>
-              <w:t xml:space="preserve">▼ 12.0%</w:t>
+              <w:t xml:space="preserve">▲ 6.1%</w:t>
             </w:r>
           </w:p>
         </w:tc>
@@ -6663,7 +6663,7 @@
                 <w:sz w:val="18"/>
                 <w:szCs w:val="18"/>
               </w:rPr>
-              <w:t xml:space="preserve">구립하계실버센터</w:t>
+              <w:t xml:space="preserve">상구네 행복발전소</w:t>
             </w:r>
           </w:p>
         </w:tc>
@@ -6688,7 +6688,7 @@
                 <w:sz w:val="18"/>
                 <w:szCs w:val="18"/>
               </w:rPr>
-              <w:t xml:space="preserve">복지시설</w:t>
+              <w:t xml:space="preserve">커뮤니티시설</w:t>
             </w:r>
           </w:p>
         </w:tc>
@@ -6713,7 +6713,7 @@
                 <w:sz w:val="18"/>
                 <w:szCs w:val="18"/>
               </w:rPr>
-              <w:t xml:space="preserve">21,479 kWh</w:t>
+              <w:t xml:space="preserve">1,059 kWh</w:t>
             </w:r>
           </w:p>
         </w:tc>
@@ -6738,7 +6738,7 @@
                 <w:sz w:val="18"/>
                 <w:szCs w:val="18"/>
               </w:rPr>
-              <w:t xml:space="preserve">2,348.25㎡</w:t>
+              <w:t xml:space="preserve">111.51㎡</w:t>
             </w:r>
           </w:p>
         </w:tc>
@@ -6763,7 +6763,7 @@
                 <w:sz w:val="18"/>
                 <w:szCs w:val="18"/>
               </w:rPr>
-              <w:t xml:space="preserve">9.15</w:t>
+              <w:t xml:space="preserve">9.49</w:t>
             </w:r>
           </w:p>
         </w:tc>
@@ -6788,7 +6788,7 @@
                 <w:sz w:val="18"/>
                 <w:szCs w:val="18"/>
               </w:rPr>
-              <w:t xml:space="preserve">▲ 1.6%</w:t>
+              <w:t xml:space="preserve">▼ 12.0%</w:t>
             </w:r>
           </w:p>
         </w:tc>
@@ -7952,7 +7952,7 @@
                 <w:sz w:val="18"/>
                 <w:szCs w:val="18"/>
               </w:rPr>
-              <w:t xml:space="preserve">15,841 kWh</w:t>
+              <w:t xml:space="preserve">16,558 kWh</w:t>
             </w:r>
           </w:p>
         </w:tc>
@@ -8002,7 +8002,7 @@
                 <w:sz w:val="18"/>
                 <w:szCs w:val="18"/>
               </w:rPr>
-              <w:t xml:space="preserve">6.75</w:t>
+              <w:t xml:space="preserve">7.06</w:t>
             </w:r>
           </w:p>
         </w:tc>
@@ -8027,7 +8027,7 @@
                 <w:sz w:val="18"/>
                 <w:szCs w:val="18"/>
               </w:rPr>
-              <w:t xml:space="preserve">▼ 14.7%</w:t>
+              <w:t xml:space="preserve">▼ 10.8%</w:t>
             </w:r>
           </w:p>
         </w:tc>
@@ -8129,7 +8129,7 @@
                 <w:sz w:val="18"/>
                 <w:szCs w:val="18"/>
               </w:rPr>
-              <w:t xml:space="preserve">17,489 kWh</w:t>
+              <w:t xml:space="preserve">17,646 kWh</w:t>
             </w:r>
           </w:p>
         </w:tc>
@@ -8179,7 +8179,7 @@
                 <w:sz w:val="18"/>
                 <w:szCs w:val="18"/>
               </w:rPr>
-              <w:t xml:space="preserve">6.74</w:t>
+              <w:t xml:space="preserve">6.80</w:t>
             </w:r>
           </w:p>
         </w:tc>
@@ -8204,7 +8204,7 @@
                 <w:sz w:val="18"/>
                 <w:szCs w:val="18"/>
               </w:rPr>
-              <w:t xml:space="preserve">▲ 2.4%</w:t>
+              <w:t xml:space="preserve">▲ 3.3%</w:t>
             </w:r>
           </w:p>
         </w:tc>
@@ -11088,7 +11088,7 @@
                 <w:sz w:val="18"/>
                 <w:szCs w:val="18"/>
               </w:rPr>
-              <w:t xml:space="preserve">월계3동 주민센터</w:t>
+              <w:t xml:space="preserve">노원천문우주과학관</w:t>
             </w:r>
           </w:p>
         </w:tc>
@@ -11113,7 +11113,7 @@
                 <w:sz w:val="18"/>
                 <w:szCs w:val="18"/>
               </w:rPr>
-              <w:t xml:space="preserve">청사</w:t>
+              <w:t xml:space="preserve">문화시설</w:t>
             </w:r>
           </w:p>
         </w:tc>
@@ -11138,7 +11138,7 @@
                 <w:sz w:val="18"/>
                 <w:szCs w:val="18"/>
               </w:rPr>
-              <w:t xml:space="preserve">3,406 kWh</w:t>
+              <w:t xml:space="preserve">15,447 kWh</w:t>
             </w:r>
           </w:p>
         </w:tc>
@@ -11163,7 +11163,7 @@
                 <w:sz w:val="18"/>
                 <w:szCs w:val="18"/>
               </w:rPr>
-              <w:t xml:space="preserve">660.5㎡</w:t>
+              <w:t xml:space="preserve">2,994.49㎡</w:t>
             </w:r>
           </w:p>
         </w:tc>
@@ -11213,7 +11213,7 @@
                 <w:sz w:val="18"/>
                 <w:szCs w:val="18"/>
               </w:rPr>
-              <w:t xml:space="preserve">▲ 6.1%</w:t>
+              <w:t xml:space="preserve">▲ 8.7%</w:t>
             </w:r>
           </w:p>
         </w:tc>
@@ -11265,7 +11265,7 @@
                 <w:sz w:val="18"/>
                 <w:szCs w:val="18"/>
               </w:rPr>
-              <w:t xml:space="preserve">상계9동 주민센터</w:t>
+              <w:t xml:space="preserve">월계3동 주민센터</w:t>
             </w:r>
           </w:p>
         </w:tc>
@@ -11315,7 +11315,7 @@
                 <w:sz w:val="18"/>
                 <w:szCs w:val="18"/>
               </w:rPr>
-              <w:t xml:space="preserve">4,073 kWh</w:t>
+              <w:t xml:space="preserve">3,406 kWh</w:t>
             </w:r>
           </w:p>
         </w:tc>
@@ -11340,7 +11340,7 @@
                 <w:sz w:val="18"/>
                 <w:szCs w:val="18"/>
               </w:rPr>
-              <w:t xml:space="preserve">795.28㎡</w:t>
+              <w:t xml:space="preserve">660.5㎡</w:t>
             </w:r>
           </w:p>
         </w:tc>
@@ -11365,7 +11365,7 @@
                 <w:sz w:val="18"/>
                 <w:szCs w:val="18"/>
               </w:rPr>
-              <w:t xml:space="preserve">5.12</w:t>
+              <w:t xml:space="preserve">5.16</w:t>
             </w:r>
           </w:p>
         </w:tc>
@@ -11390,7 +11390,7 @@
                 <w:sz w:val="18"/>
                 <w:szCs w:val="18"/>
               </w:rPr>
-              <w:t xml:space="preserve">▲ 20.9%</w:t>
+              <w:t xml:space="preserve">▲ 6.1%</w:t>
             </w:r>
           </w:p>
         </w:tc>
@@ -11442,7 +11442,7 @@
                 <w:sz w:val="18"/>
                 <w:szCs w:val="18"/>
               </w:rPr>
-              <w:t xml:space="preserve">노원천문우주과학관</w:t>
+              <w:t xml:space="preserve">상계9동 주민센터</w:t>
             </w:r>
           </w:p>
         </w:tc>
@@ -11467,7 +11467,7 @@
                 <w:sz w:val="18"/>
                 <w:szCs w:val="18"/>
               </w:rPr>
-              <w:t xml:space="preserve">문화시설</w:t>
+              <w:t xml:space="preserve">청사</w:t>
             </w:r>
           </w:p>
         </w:tc>
@@ -11492,7 +11492,7 @@
                 <w:sz w:val="18"/>
                 <w:szCs w:val="18"/>
               </w:rPr>
-              <w:t xml:space="preserve">15,214 kWh</w:t>
+              <w:t xml:space="preserve">4,073 kWh</w:t>
             </w:r>
           </w:p>
         </w:tc>
@@ -11517,7 +11517,7 @@
                 <w:sz w:val="18"/>
                 <w:szCs w:val="18"/>
               </w:rPr>
-              <w:t xml:space="preserve">2,994.49㎡</w:t>
+              <w:t xml:space="preserve">795.28㎡</w:t>
             </w:r>
           </w:p>
         </w:tc>
@@ -11542,7 +11542,7 @@
                 <w:sz w:val="18"/>
                 <w:szCs w:val="18"/>
               </w:rPr>
-              <w:t xml:space="preserve">5.08</w:t>
+              <w:t xml:space="preserve">5.12</w:t>
             </w:r>
           </w:p>
         </w:tc>
@@ -11567,7 +11567,7 @@
                 <w:sz w:val="18"/>
                 <w:szCs w:val="18"/>
               </w:rPr>
-              <w:t xml:space="preserve">▲ 7.1%</w:t>
+              <w:t xml:space="preserve">▲ 20.9%</w:t>
             </w:r>
           </w:p>
         </w:tc>
@@ -12023,7 +12023,7 @@
                 <w:sz w:val="18"/>
                 <w:szCs w:val="18"/>
               </w:rPr>
-              <w:t xml:space="preserve">6,877 kWh</w:t>
+              <w:t xml:space="preserve">7,220 kWh</w:t>
             </w:r>
           </w:p>
         </w:tc>
@@ -12073,7 +12073,7 @@
                 <w:sz w:val="18"/>
                 <w:szCs w:val="18"/>
               </w:rPr>
-              <w:t xml:space="preserve">4.19</w:t>
+              <w:t xml:space="preserve">4.40</w:t>
             </w:r>
           </w:p>
         </w:tc>
@@ -12098,7 +12098,7 @@
                 <w:sz w:val="18"/>
                 <w:szCs w:val="18"/>
               </w:rPr>
-              <w:t xml:space="preserve">▲ 8.4%</w:t>
+              <w:t xml:space="preserve">▲ 13.9%</w:t>
             </w:r>
           </w:p>
         </w:tc>
@@ -12200,7 +12200,7 @@
                 <w:sz w:val="18"/>
                 <w:szCs w:val="18"/>
               </w:rPr>
-              <w:t xml:space="preserve">53,070 kWh</w:t>
+              <w:t xml:space="preserve">55,196 kWh</w:t>
             </w:r>
           </w:p>
         </w:tc>
@@ -12250,7 +12250,7 @@
                 <w:sz w:val="18"/>
                 <w:szCs w:val="18"/>
               </w:rPr>
-              <w:t xml:space="preserve">4.03</w:t>
+              <w:t xml:space="preserve">4.19</w:t>
             </w:r>
           </w:p>
         </w:tc>
@@ -12275,7 +12275,7 @@
                 <w:sz w:val="18"/>
                 <w:szCs w:val="18"/>
               </w:rPr>
-              <w:t xml:space="preserve">▼ 38.1%</w:t>
+              <w:t xml:space="preserve">▼ 35.6%</w:t>
             </w:r>
           </w:p>
         </w:tc>
@@ -12377,7 +12377,7 @@
                 <w:sz w:val="18"/>
                 <w:szCs w:val="18"/>
               </w:rPr>
-              <w:t xml:space="preserve">17,137 kWh</w:t>
+              <w:t xml:space="preserve">17,914 kWh</w:t>
             </w:r>
           </w:p>
         </w:tc>
@@ -12427,7 +12427,7 @@
                 <w:sz w:val="18"/>
                 <w:szCs w:val="18"/>
               </w:rPr>
-              <w:t xml:space="preserve">3.93</w:t>
+              <w:t xml:space="preserve">4.11</w:t>
             </w:r>
           </w:p>
         </w:tc>
@@ -12452,7 +12452,7 @@
                 <w:sz w:val="18"/>
                 <w:szCs w:val="18"/>
               </w:rPr>
-              <w:t xml:space="preserve">▼ 24.3%</w:t>
+              <w:t xml:space="preserve">▼ 20.8%</w:t>
             </w:r>
           </w:p>
         </w:tc>
@@ -16288,7 +16288,7 @@
                 <w:sz w:val="18"/>
                 <w:szCs w:val="18"/>
               </w:rPr>
-              <w:t xml:space="preserve">상계5동주민센터</w:t>
+              <w:t xml:space="preserve">노원문화원</w:t>
             </w:r>
           </w:p>
         </w:tc>
@@ -16313,7 +16313,7 @@
                 <w:sz w:val="18"/>
                 <w:szCs w:val="18"/>
               </w:rPr>
-              <w:t xml:space="preserve">3,325 kWh</w:t>
+              <w:t xml:space="preserve">6,342 kWh</w:t>
             </w:r>
           </w:p>
         </w:tc>
@@ -16338,7 +16338,7 @@
                 <w:sz w:val="18"/>
                 <w:szCs w:val="18"/>
               </w:rPr>
-              <w:t xml:space="preserve">3,749 kWh</w:t>
+              <w:t xml:space="preserve">7,220 kWh</w:t>
             </w:r>
           </w:p>
         </w:tc>
@@ -16363,7 +16363,7 @@
                 <w:sz w:val="18"/>
                 <w:szCs w:val="18"/>
               </w:rPr>
-              <w:t xml:space="preserve">▲ 12.8%</w:t>
+              <w:t xml:space="preserve">▲ 13.9%</w:t>
             </w:r>
           </w:p>
         </w:tc>
@@ -16415,7 +16415,7 @@
                 <w:sz w:val="18"/>
                 <w:szCs w:val="18"/>
               </w:rPr>
-              <w:t xml:space="preserve">상계청소년문화의집</w:t>
+              <w:t xml:space="preserve">상계5동주민센터</w:t>
             </w:r>
           </w:p>
         </w:tc>
@@ -16440,7 +16440,7 @@
                 <w:sz w:val="18"/>
                 <w:szCs w:val="18"/>
               </w:rPr>
-              <w:t xml:space="preserve">6,059 kWh</w:t>
+              <w:t xml:space="preserve">3,325 kWh</w:t>
             </w:r>
           </w:p>
         </w:tc>
@@ -16465,7 +16465,7 @@
                 <w:sz w:val="18"/>
                 <w:szCs w:val="18"/>
               </w:rPr>
-              <w:t xml:space="preserve">6,830 kWh</w:t>
+              <w:t xml:space="preserve">3,749 kWh</w:t>
             </w:r>
           </w:p>
         </w:tc>
@@ -16490,7 +16490,7 @@
                 <w:sz w:val="18"/>
                 <w:szCs w:val="18"/>
               </w:rPr>
-              <w:t xml:space="preserve">▲ 12.7%</w:t>
+              <w:t xml:space="preserve">▲ 12.8%</w:t>
             </w:r>
           </w:p>
         </w:tc>
@@ -16542,7 +16542,7 @@
                 <w:sz w:val="18"/>
                 <w:szCs w:val="18"/>
               </w:rPr>
-              <w:t xml:space="preserve">노원평생교육원</w:t>
+              <w:t xml:space="preserve">상계청소년문화의집</w:t>
             </w:r>
           </w:p>
         </w:tc>
@@ -16567,7 +16567,7 @@
                 <w:sz w:val="18"/>
                 <w:szCs w:val="18"/>
               </w:rPr>
-              <w:t xml:space="preserve">13,889 kWh</w:t>
+              <w:t xml:space="preserve">6,059 kWh</w:t>
             </w:r>
           </w:p>
         </w:tc>
@@ -16592,7 +16592,7 @@
                 <w:sz w:val="18"/>
                 <w:szCs w:val="18"/>
               </w:rPr>
-              <w:t xml:space="preserve">15,412 kWh</w:t>
+              <w:t xml:space="preserve">6,830 kWh</w:t>
             </w:r>
           </w:p>
         </w:tc>
@@ -16617,7 +16617,7 @@
                 <w:sz w:val="18"/>
                 <w:szCs w:val="18"/>
               </w:rPr>
-              <w:t xml:space="preserve">▲ 11.0%</w:t>
+              <w:t xml:space="preserve">▲ 12.7%</w:t>
             </w:r>
           </w:p>
         </w:tc>
@@ -16669,7 +16669,7 @@
                 <w:sz w:val="18"/>
                 <w:szCs w:val="18"/>
               </w:rPr>
-              <w:t xml:space="preserve">상계8동 주민센터</w:t>
+              <w:t xml:space="preserve">노원평생교육원</w:t>
             </w:r>
           </w:p>
         </w:tc>
@@ -16694,7 +16694,7 @@
                 <w:sz w:val="18"/>
                 <w:szCs w:val="18"/>
               </w:rPr>
-              <w:t xml:space="preserve">3,944 kWh</w:t>
+              <w:t xml:space="preserve">13,889 kWh</w:t>
             </w:r>
           </w:p>
         </w:tc>
@@ -16719,7 +16719,7 @@
                 <w:sz w:val="18"/>
                 <w:szCs w:val="18"/>
               </w:rPr>
-              <w:t xml:space="preserve">4,371 kWh</w:t>
+              <w:t xml:space="preserve">15,412 kWh</w:t>
             </w:r>
           </w:p>
         </w:tc>
@@ -16744,7 +16744,7 @@
                 <w:sz w:val="18"/>
                 <w:szCs w:val="18"/>
               </w:rPr>
-              <w:t xml:space="preserve">▲ 10.8%</w:t>
+              <w:t xml:space="preserve">▲ 11.0%</w:t>
             </w:r>
           </w:p>
         </w:tc>
@@ -16796,7 +16796,7 @@
                 <w:sz w:val="18"/>
                 <w:szCs w:val="18"/>
               </w:rPr>
-              <w:t xml:space="preserve">경춘선힐링쉼터</w:t>
+              <w:t xml:space="preserve">상계8동 주민센터</w:t>
             </w:r>
           </w:p>
         </w:tc>
@@ -16821,7 +16821,7 @@
                 <w:sz w:val="18"/>
                 <w:szCs w:val="18"/>
               </w:rPr>
-              <w:t xml:space="preserve">3,046 kWh</w:t>
+              <w:t xml:space="preserve">3,944 kWh</w:t>
             </w:r>
           </w:p>
         </w:tc>
@@ -16846,7 +16846,7 @@
                 <w:sz w:val="18"/>
                 <w:szCs w:val="18"/>
               </w:rPr>
-              <w:t xml:space="preserve">3,372 kWh</w:t>
+              <w:t xml:space="preserve">4,371 kWh</w:t>
             </w:r>
           </w:p>
         </w:tc>
@@ -16871,7 +16871,7 @@
                 <w:sz w:val="18"/>
                 <w:szCs w:val="18"/>
               </w:rPr>
-              <w:t xml:space="preserve">▲ 10.7%</w:t>
+              <w:t xml:space="preserve">▲ 10.8%</w:t>
             </w:r>
           </w:p>
         </w:tc>
@@ -16923,7 +16923,7 @@
                 <w:sz w:val="18"/>
                 <w:szCs w:val="18"/>
               </w:rPr>
-              <w:t xml:space="preserve">중계4동 주민센터</w:t>
+              <w:t xml:space="preserve">경춘선힐링쉼터</w:t>
             </w:r>
           </w:p>
         </w:tc>
@@ -16948,7 +16948,7 @@
                 <w:sz w:val="18"/>
                 <w:szCs w:val="18"/>
               </w:rPr>
-              <w:t xml:space="preserve">4,750 kWh</w:t>
+              <w:t xml:space="preserve">3,046 kWh</w:t>
             </w:r>
           </w:p>
         </w:tc>
@@ -16973,7 +16973,7 @@
                 <w:sz w:val="18"/>
                 <w:szCs w:val="18"/>
               </w:rPr>
-              <w:t xml:space="preserve">5,256 kWh</w:t>
+              <w:t xml:space="preserve">3,372 kWh</w:t>
             </w:r>
           </w:p>
         </w:tc>
@@ -17394,7 +17394,7 @@
                 <w:sz w:val="18"/>
                 <w:szCs w:val="18"/>
               </w:rPr>
-              <w:t xml:space="preserve">53,070 kWh</w:t>
+              <w:t xml:space="preserve">55,196 kWh</w:t>
             </w:r>
           </w:p>
         </w:tc>
@@ -17419,7 +17419,7 @@
                 <w:sz w:val="18"/>
                 <w:szCs w:val="18"/>
               </w:rPr>
-              <w:t xml:space="preserve">▼ 38.1%</w:t>
+              <w:t xml:space="preserve">▼ 35.6%</w:t>
             </w:r>
           </w:p>
         </w:tc>
@@ -17521,7 +17521,7 @@
                 <w:sz w:val="18"/>
                 <w:szCs w:val="18"/>
               </w:rPr>
-              <w:t xml:space="preserve">17,137 kWh</w:t>
+              <w:t xml:space="preserve">17,914 kWh</w:t>
             </w:r>
           </w:p>
         </w:tc>
@@ -17546,7 +17546,7 @@
                 <w:sz w:val="18"/>
                 <w:szCs w:val="18"/>
               </w:rPr>
-              <w:t xml:space="preserve">▼ 24.3%</w:t>
+              <w:t xml:space="preserve">▼ 20.8%</w:t>
             </w:r>
           </w:p>
         </w:tc>
@@ -17725,7 +17725,7 @@
                 <w:sz w:val="18"/>
                 <w:szCs w:val="18"/>
               </w:rPr>
-              <w:t xml:space="preserve">상계문화정보도서관</w:t>
+              <w:t xml:space="preserve">상구네 행복발전소</w:t>
             </w:r>
           </w:p>
         </w:tc>
@@ -17750,7 +17750,7 @@
                 <w:sz w:val="18"/>
                 <w:szCs w:val="18"/>
               </w:rPr>
-              <w:t xml:space="preserve">18,562 kWh</w:t>
+              <w:t xml:space="preserve">1,203 kWh</w:t>
             </w:r>
           </w:p>
         </w:tc>
@@ -17775,7 +17775,7 @@
                 <w:sz w:val="18"/>
                 <w:szCs w:val="18"/>
               </w:rPr>
-              <w:t xml:space="preserve">15,841 kWh</w:t>
+              <w:t xml:space="preserve">1,059 kWh</w:t>
             </w:r>
           </w:p>
         </w:tc>
@@ -17800,7 +17800,7 @@
                 <w:sz w:val="18"/>
                 <w:szCs w:val="18"/>
               </w:rPr>
-              <w:t xml:space="preserve">▼ 14.7%</w:t>
+              <w:t xml:space="preserve">▼ 12.0%</w:t>
             </w:r>
           </w:p>
         </w:tc>
@@ -17852,7 +17852,7 @@
                 <w:sz w:val="18"/>
                 <w:szCs w:val="18"/>
               </w:rPr>
-              <w:t xml:space="preserve">상구네 행복발전소</w:t>
+              <w:t xml:space="preserve">상계문화정보도서관</w:t>
             </w:r>
           </w:p>
         </w:tc>
@@ -17877,7 +17877,7 @@
                 <w:sz w:val="18"/>
                 <w:szCs w:val="18"/>
               </w:rPr>
-              <w:t xml:space="preserve">1,203 kWh</w:t>
+              <w:t xml:space="preserve">18,562 kWh</w:t>
             </w:r>
           </w:p>
         </w:tc>
@@ -17902,7 +17902,7 @@
                 <w:sz w:val="18"/>
                 <w:szCs w:val="18"/>
               </w:rPr>
-              <w:t xml:space="preserve">1,059 kWh</w:t>
+              <w:t xml:space="preserve">16,558 kWh</w:t>
             </w:r>
           </w:p>
         </w:tc>
@@ -17927,7 +17927,7 @@
                 <w:sz w:val="18"/>
                 <w:szCs w:val="18"/>
               </w:rPr>
-              <w:t xml:space="preserve">▼ 12.0%</w:t>
+              <w:t xml:space="preserve">▼ 10.8%</w:t>
             </w:r>
           </w:p>
         </w:tc>
@@ -19089,7 +19089,1755 @@
           <w:sz w:val="24"/>
           <w:szCs w:val="24"/>
         </w:rPr>
-        <w:t xml:space="preserve">7. 유의사항</w:t>
+        <w:t xml:space="preserve">7. 실증연구건물 비교</w:t>
+      </w:r>
+    </w:p>
+    <w:p>
+      <w:pPr>
+        <w:spacing w:after="60" w:before="60"/>
+      </w:pPr>
+      <w:r>
+        <w:rPr>
+          <w:color w:val="666666"/>
+          <w:sz w:val="18"/>
+          <w:szCs w:val="18"/>
+        </w:rPr>
+        <w:t xml:space="preserve">실증연구건물 개별 사용량과, 나머지 시설의 유형별 평균 사용량(실증연구건물 제외)을 비교합니다.</w:t>
+      </w:r>
+    </w:p>
+    <w:tbl>
+      <w:tblPr>
+        <w:tblW w:type="dxa" w:w="9000"/>
+        <w:tblBorders>
+          <w:top w:val="single" w:color="auto" w:sz="4"/>
+          <w:left w:val="single" w:color="auto" w:sz="4"/>
+          <w:bottom w:val="single" w:color="auto" w:sz="4"/>
+          <w:right w:val="single" w:color="auto" w:sz="4"/>
+          <w:insideH w:val="single" w:color="auto" w:sz="4"/>
+          <w:insideV w:val="single" w:color="auto" w:sz="4"/>
+        </w:tblBorders>
+      </w:tblPr>
+      <w:tblGrid>
+        <w:gridCol w:w="3300"/>
+        <w:gridCol w:w="2100"/>
+        <w:gridCol w:w="2100"/>
+        <w:gridCol w:w="1500"/>
+      </w:tblGrid>
+      <w:tr>
+        <w:trPr>
+          <w:tblHeader/>
+        </w:trPr>
+        <w:tc>
+          <w:tcPr>
+            <w:tcW w:type="dxa" w:w="3300"/>
+            <w:shd w:fill="E8EEF7" w:val="clear"/>
+            <w:tcMar>
+              <w:top w:type="dxa" w:w="60"/>
+              <w:left w:type="dxa" w:w="100"/>
+              <w:bottom w:type="dxa" w:w="60"/>
+              <w:right w:type="dxa" w:w="100"/>
+            </w:tcMar>
+          </w:tcPr>
+          <w:p>
+            <w:pPr>
+              <w:jc w:val="center"/>
+            </w:pPr>
+            <w:r>
+              <w:rPr>
+                <w:b/>
+                <w:bCs/>
+                <w:sz w:val="18"/>
+                <w:szCs w:val="18"/>
+              </w:rPr>
+              <w:t xml:space="preserve">시설명</w:t>
+            </w:r>
+          </w:p>
+        </w:tc>
+        <w:tc>
+          <w:tcPr>
+            <w:tcW w:type="dxa" w:w="2100"/>
+            <w:shd w:fill="E8EEF7" w:val="clear"/>
+            <w:tcMar>
+              <w:top w:type="dxa" w:w="60"/>
+              <w:left w:type="dxa" w:w="100"/>
+              <w:bottom w:type="dxa" w:w="60"/>
+              <w:right w:type="dxa" w:w="100"/>
+            </w:tcMar>
+          </w:tcPr>
+          <w:p>
+            <w:pPr>
+              <w:jc w:val="center"/>
+            </w:pPr>
+            <w:r>
+              <w:rPr>
+                <w:b/>
+                <w:bCs/>
+                <w:sz w:val="18"/>
+                <w:szCs w:val="18"/>
+              </w:rPr>
+              <w:t xml:space="preserve">월간 사용량</w:t>
+            </w:r>
+          </w:p>
+        </w:tc>
+        <w:tc>
+          <w:tcPr>
+            <w:tcW w:type="dxa" w:w="2100"/>
+            <w:shd w:fill="E8EEF7" w:val="clear"/>
+            <w:tcMar>
+              <w:top w:type="dxa" w:w="60"/>
+              <w:left w:type="dxa" w:w="100"/>
+              <w:bottom w:type="dxa" w:w="60"/>
+              <w:right w:type="dxa" w:w="100"/>
+            </w:tcMar>
+          </w:tcPr>
+          <w:p>
+            <w:pPr>
+              <w:jc w:val="center"/>
+            </w:pPr>
+            <w:r>
+              <w:rPr>
+                <w:b/>
+                <w:bCs/>
+                <w:sz w:val="18"/>
+                <w:szCs w:val="18"/>
+              </w:rPr>
+              <w:t xml:space="preserve">작년 동월</w:t>
+            </w:r>
+          </w:p>
+        </w:tc>
+        <w:tc>
+          <w:tcPr>
+            <w:tcW w:type="dxa" w:w="1500"/>
+            <w:shd w:fill="E8EEF7" w:val="clear"/>
+            <w:tcMar>
+              <w:top w:type="dxa" w:w="60"/>
+              <w:left w:type="dxa" w:w="100"/>
+              <w:bottom w:type="dxa" w:w="60"/>
+              <w:right w:type="dxa" w:w="100"/>
+            </w:tcMar>
+          </w:tcPr>
+          <w:p>
+            <w:pPr>
+              <w:jc w:val="center"/>
+            </w:pPr>
+            <w:r>
+              <w:rPr>
+                <w:b/>
+                <w:bCs/>
+                <w:sz w:val="18"/>
+                <w:szCs w:val="18"/>
+              </w:rPr>
+              <w:t xml:space="preserve">전년 대비</w:t>
+            </w:r>
+          </w:p>
+        </w:tc>
+      </w:tr>
+      <w:tr>
+        <w:tc>
+          <w:tcPr>
+            <w:tcW w:type="dxa" w:w="3300"/>
+            <w:tcMar>
+              <w:top w:type="dxa" w:w="60"/>
+              <w:left w:type="dxa" w:w="100"/>
+              <w:bottom w:type="dxa" w:w="60"/>
+              <w:right w:type="dxa" w:w="100"/>
+            </w:tcMar>
+          </w:tcPr>
+          <w:p>
+            <w:pPr>
+              <w:jc w:val="left"/>
+            </w:pPr>
+            <w:r>
+              <w:rPr>
+                <w:b w:val="false"/>
+                <w:bCs w:val="false"/>
+                <w:sz w:val="18"/>
+                <w:szCs w:val="18"/>
+              </w:rPr>
+              <w:t xml:space="preserve">노원구청사</w:t>
+            </w:r>
+          </w:p>
+        </w:tc>
+        <w:tc>
+          <w:tcPr>
+            <w:tcW w:type="dxa" w:w="2100"/>
+            <w:tcMar>
+              <w:top w:type="dxa" w:w="60"/>
+              <w:left w:type="dxa" w:w="100"/>
+              <w:bottom w:type="dxa" w:w="60"/>
+              <w:right w:type="dxa" w:w="100"/>
+            </w:tcMar>
+          </w:tcPr>
+          <w:p>
+            <w:pPr>
+              <w:jc w:val="center"/>
+            </w:pPr>
+            <w:r>
+              <w:rPr>
+                <w:b w:val="false"/>
+                <w:bCs w:val="false"/>
+                <w:sz w:val="18"/>
+                <w:szCs w:val="18"/>
+              </w:rPr>
+              <w:t xml:space="preserve">323,095 kWh</w:t>
+            </w:r>
+          </w:p>
+        </w:tc>
+        <w:tc>
+          <w:tcPr>
+            <w:tcW w:type="dxa" w:w="2100"/>
+            <w:tcMar>
+              <w:top w:type="dxa" w:w="60"/>
+              <w:left w:type="dxa" w:w="100"/>
+              <w:bottom w:type="dxa" w:w="60"/>
+              <w:right w:type="dxa" w:w="100"/>
+            </w:tcMar>
+          </w:tcPr>
+          <w:p>
+            <w:pPr>
+              <w:jc w:val="center"/>
+            </w:pPr>
+            <w:r>
+              <w:rPr>
+                <w:b w:val="false"/>
+                <w:bCs w:val="false"/>
+                <w:sz w:val="18"/>
+                <w:szCs w:val="18"/>
+              </w:rPr>
+              <w:t xml:space="preserve">329,842 kWh</w:t>
+            </w:r>
+          </w:p>
+        </w:tc>
+        <w:tc>
+          <w:tcPr>
+            <w:tcW w:type="dxa" w:w="1500"/>
+            <w:tcMar>
+              <w:top w:type="dxa" w:w="60"/>
+              <w:left w:type="dxa" w:w="100"/>
+              <w:bottom w:type="dxa" w:w="60"/>
+              <w:right w:type="dxa" w:w="100"/>
+            </w:tcMar>
+          </w:tcPr>
+          <w:p>
+            <w:pPr>
+              <w:jc w:val="center"/>
+            </w:pPr>
+            <w:r>
+              <w:rPr>
+                <w:b w:val="false"/>
+                <w:bCs w:val="false"/>
+                <w:sz w:val="18"/>
+                <w:szCs w:val="18"/>
+              </w:rPr>
+              <w:t xml:space="preserve">▼ 2.0%</w:t>
+            </w:r>
+          </w:p>
+        </w:tc>
+      </w:tr>
+      <w:tr>
+        <w:tc>
+          <w:tcPr>
+            <w:tcW w:type="dxa" w:w="3300"/>
+            <w:tcMar>
+              <w:top w:type="dxa" w:w="60"/>
+              <w:left w:type="dxa" w:w="100"/>
+              <w:bottom w:type="dxa" w:w="60"/>
+              <w:right w:type="dxa" w:w="100"/>
+            </w:tcMar>
+          </w:tcPr>
+          <w:p>
+            <w:pPr>
+              <w:jc w:val="left"/>
+            </w:pPr>
+            <w:r>
+              <w:rPr>
+                <w:b w:val="false"/>
+                <w:bCs w:val="false"/>
+                <w:sz w:val="18"/>
+                <w:szCs w:val="18"/>
+              </w:rPr>
+              <w:t xml:space="preserve">상계1동 주민센터</w:t>
+            </w:r>
+          </w:p>
+        </w:tc>
+        <w:tc>
+          <w:tcPr>
+            <w:tcW w:type="dxa" w:w="2100"/>
+            <w:tcMar>
+              <w:top w:type="dxa" w:w="60"/>
+              <w:left w:type="dxa" w:w="100"/>
+              <w:bottom w:type="dxa" w:w="60"/>
+              <w:right w:type="dxa" w:w="100"/>
+            </w:tcMar>
+          </w:tcPr>
+          <w:p>
+            <w:pPr>
+              <w:jc w:val="center"/>
+            </w:pPr>
+            <w:r>
+              <w:rPr>
+                <w:b w:val="false"/>
+                <w:bCs w:val="false"/>
+                <w:sz w:val="18"/>
+                <w:szCs w:val="18"/>
+              </w:rPr>
+              <w:t xml:space="preserve">9,934 kWh</w:t>
+            </w:r>
+          </w:p>
+        </w:tc>
+        <w:tc>
+          <w:tcPr>
+            <w:tcW w:type="dxa" w:w="2100"/>
+            <w:tcMar>
+              <w:top w:type="dxa" w:w="60"/>
+              <w:left w:type="dxa" w:w="100"/>
+              <w:bottom w:type="dxa" w:w="60"/>
+              <w:right w:type="dxa" w:w="100"/>
+            </w:tcMar>
+          </w:tcPr>
+          <w:p>
+            <w:pPr>
+              <w:jc w:val="center"/>
+            </w:pPr>
+            <w:r>
+              <w:rPr>
+                <w:b w:val="false"/>
+                <w:bCs w:val="false"/>
+                <w:sz w:val="18"/>
+                <w:szCs w:val="18"/>
+              </w:rPr>
+              <w:t xml:space="preserve">9,820 kWh</w:t>
+            </w:r>
+          </w:p>
+        </w:tc>
+        <w:tc>
+          <w:tcPr>
+            <w:tcW w:type="dxa" w:w="1500"/>
+            <w:tcMar>
+              <w:top w:type="dxa" w:w="60"/>
+              <w:left w:type="dxa" w:w="100"/>
+              <w:bottom w:type="dxa" w:w="60"/>
+              <w:right w:type="dxa" w:w="100"/>
+            </w:tcMar>
+          </w:tcPr>
+          <w:p>
+            <w:pPr>
+              <w:jc w:val="center"/>
+            </w:pPr>
+            <w:r>
+              <w:rPr>
+                <w:b w:val="false"/>
+                <w:bCs w:val="false"/>
+                <w:sz w:val="18"/>
+                <w:szCs w:val="18"/>
+              </w:rPr>
+              <w:t xml:space="preserve">▲ 1.2%</w:t>
+            </w:r>
+          </w:p>
+        </w:tc>
+      </w:tr>
+      <w:tr>
+        <w:tc>
+          <w:tcPr>
+            <w:tcW w:type="dxa" w:w="3300"/>
+            <w:tcMar>
+              <w:top w:type="dxa" w:w="60"/>
+              <w:left w:type="dxa" w:w="100"/>
+              <w:bottom w:type="dxa" w:w="60"/>
+              <w:right w:type="dxa" w:w="100"/>
+            </w:tcMar>
+          </w:tcPr>
+          <w:p>
+            <w:pPr>
+              <w:jc w:val="left"/>
+            </w:pPr>
+            <w:r>
+              <w:rPr>
+                <w:b w:val="false"/>
+                <w:bCs w:val="false"/>
+                <w:sz w:val="18"/>
+                <w:szCs w:val="18"/>
+              </w:rPr>
+              <w:t xml:space="preserve">구립하계실버센터</w:t>
+            </w:r>
+          </w:p>
+        </w:tc>
+        <w:tc>
+          <w:tcPr>
+            <w:tcW w:type="dxa" w:w="2100"/>
+            <w:tcMar>
+              <w:top w:type="dxa" w:w="60"/>
+              <w:left w:type="dxa" w:w="100"/>
+              <w:bottom w:type="dxa" w:w="60"/>
+              <w:right w:type="dxa" w:w="100"/>
+            </w:tcMar>
+          </w:tcPr>
+          <w:p>
+            <w:pPr>
+              <w:jc w:val="center"/>
+            </w:pPr>
+            <w:r>
+              <w:rPr>
+                <w:b w:val="false"/>
+                <w:bCs w:val="false"/>
+                <w:sz w:val="18"/>
+                <w:szCs w:val="18"/>
+              </w:rPr>
+              <w:t xml:space="preserve">22,425 kWh</w:t>
+            </w:r>
+          </w:p>
+        </w:tc>
+        <w:tc>
+          <w:tcPr>
+            <w:tcW w:type="dxa" w:w="2100"/>
+            <w:tcMar>
+              <w:top w:type="dxa" w:w="60"/>
+              <w:left w:type="dxa" w:w="100"/>
+              <w:bottom w:type="dxa" w:w="60"/>
+              <w:right w:type="dxa" w:w="100"/>
+            </w:tcMar>
+          </w:tcPr>
+          <w:p>
+            <w:pPr>
+              <w:jc w:val="center"/>
+            </w:pPr>
+            <w:r>
+              <w:rPr>
+                <w:b w:val="false"/>
+                <w:bCs w:val="false"/>
+                <w:sz w:val="18"/>
+                <w:szCs w:val="18"/>
+              </w:rPr>
+              <w:t xml:space="preserve">21,139 kWh</w:t>
+            </w:r>
+          </w:p>
+        </w:tc>
+        <w:tc>
+          <w:tcPr>
+            <w:tcW w:type="dxa" w:w="1500"/>
+            <w:tcMar>
+              <w:top w:type="dxa" w:w="60"/>
+              <w:left w:type="dxa" w:w="100"/>
+              <w:bottom w:type="dxa" w:w="60"/>
+              <w:right w:type="dxa" w:w="100"/>
+            </w:tcMar>
+          </w:tcPr>
+          <w:p>
+            <w:pPr>
+              <w:jc w:val="center"/>
+            </w:pPr>
+            <w:r>
+              <w:rPr>
+                <w:b w:val="false"/>
+                <w:bCs w:val="false"/>
+                <w:sz w:val="18"/>
+                <w:szCs w:val="18"/>
+              </w:rPr>
+              <w:t xml:space="preserve">▲ 6.1%</w:t>
+            </w:r>
+          </w:p>
+        </w:tc>
+      </w:tr>
+      <w:tr>
+        <w:tc>
+          <w:tcPr>
+            <w:tcW w:type="dxa" w:w="3300"/>
+            <w:tcMar>
+              <w:top w:type="dxa" w:w="60"/>
+              <w:left w:type="dxa" w:w="100"/>
+              <w:bottom w:type="dxa" w:w="60"/>
+              <w:right w:type="dxa" w:w="100"/>
+            </w:tcMar>
+          </w:tcPr>
+          <w:p>
+            <w:pPr>
+              <w:jc w:val="left"/>
+            </w:pPr>
+            <w:r>
+              <w:rPr>
+                <w:b w:val="false"/>
+                <w:bCs w:val="false"/>
+                <w:sz w:val="18"/>
+                <w:szCs w:val="18"/>
+              </w:rPr>
+              <w:t xml:space="preserve">수락행복발전소</w:t>
+            </w:r>
+          </w:p>
+        </w:tc>
+        <w:tc>
+          <w:tcPr>
+            <w:tcW w:type="dxa" w:w="2100"/>
+            <w:tcMar>
+              <w:top w:type="dxa" w:w="60"/>
+              <w:left w:type="dxa" w:w="100"/>
+              <w:bottom w:type="dxa" w:w="60"/>
+              <w:right w:type="dxa" w:w="100"/>
+            </w:tcMar>
+          </w:tcPr>
+          <w:p>
+            <w:pPr>
+              <w:jc w:val="center"/>
+            </w:pPr>
+            <w:r>
+              <w:rPr>
+                <w:b w:val="false"/>
+                <w:bCs w:val="false"/>
+                <w:sz w:val="18"/>
+                <w:szCs w:val="18"/>
+              </w:rPr>
+              <w:t xml:space="preserve">3,250 kWh</w:t>
+            </w:r>
+          </w:p>
+        </w:tc>
+        <w:tc>
+          <w:tcPr>
+            <w:tcW w:type="dxa" w:w="2100"/>
+            <w:tcMar>
+              <w:top w:type="dxa" w:w="60"/>
+              <w:left w:type="dxa" w:w="100"/>
+              <w:bottom w:type="dxa" w:w="60"/>
+              <w:right w:type="dxa" w:w="100"/>
+            </w:tcMar>
+          </w:tcPr>
+          <w:p>
+            <w:pPr>
+              <w:jc w:val="center"/>
+            </w:pPr>
+            <w:r>
+              <w:rPr>
+                <w:b w:val="false"/>
+                <w:bCs w:val="false"/>
+                <w:sz w:val="18"/>
+                <w:szCs w:val="18"/>
+              </w:rPr>
+              <w:t xml:space="preserve">3,196 kWh</w:t>
+            </w:r>
+          </w:p>
+        </w:tc>
+        <w:tc>
+          <w:tcPr>
+            <w:tcW w:type="dxa" w:w="1500"/>
+            <w:tcMar>
+              <w:top w:type="dxa" w:w="60"/>
+              <w:left w:type="dxa" w:w="100"/>
+              <w:bottom w:type="dxa" w:w="60"/>
+              <w:right w:type="dxa" w:w="100"/>
+            </w:tcMar>
+          </w:tcPr>
+          <w:p>
+            <w:pPr>
+              <w:jc w:val="center"/>
+            </w:pPr>
+            <w:r>
+              <w:rPr>
+                <w:b w:val="false"/>
+                <w:bCs w:val="false"/>
+                <w:sz w:val="18"/>
+                <w:szCs w:val="18"/>
+              </w:rPr>
+              <w:t xml:space="preserve">▲ 1.7%</w:t>
+            </w:r>
+          </w:p>
+        </w:tc>
+      </w:tr>
+    </w:tbl>
+    <w:p>
+      <w:pPr>
+        <w:spacing w:after="60" w:before="200"/>
+      </w:pPr>
+      <w:r>
+        <w:rPr>
+          <w:sz w:val="20"/>
+          <w:szCs w:val="20"/>
+        </w:rPr>
+        <w:t xml:space="preserve">나머지 시설 유형별 평균 (실증연구건물 제외)</w:t>
+      </w:r>
+    </w:p>
+    <w:tbl>
+      <w:tblPr>
+        <w:tblW w:type="dxa" w:w="9000"/>
+        <w:tblBorders>
+          <w:top w:val="single" w:color="auto" w:sz="4"/>
+          <w:left w:val="single" w:color="auto" w:sz="4"/>
+          <w:bottom w:val="single" w:color="auto" w:sz="4"/>
+          <w:right w:val="single" w:color="auto" w:sz="4"/>
+          <w:insideH w:val="single" w:color="auto" w:sz="4"/>
+          <w:insideV w:val="single" w:color="auto" w:sz="4"/>
+        </w:tblBorders>
+      </w:tblPr>
+      <w:tblGrid>
+        <w:gridCol w:w="2200"/>
+        <w:gridCol w:w="1300"/>
+        <w:gridCol w:w="2000"/>
+        <w:gridCol w:w="2000"/>
+        <w:gridCol w:w="1500"/>
+      </w:tblGrid>
+      <w:tr>
+        <w:trPr>
+          <w:tblHeader/>
+        </w:trPr>
+        <w:tc>
+          <w:tcPr>
+            <w:tcW w:type="dxa" w:w="2200"/>
+            <w:shd w:fill="E8EEF7" w:val="clear"/>
+            <w:tcMar>
+              <w:top w:type="dxa" w:w="60"/>
+              <w:left w:type="dxa" w:w="100"/>
+              <w:bottom w:type="dxa" w:w="60"/>
+              <w:right w:type="dxa" w:w="100"/>
+            </w:tcMar>
+          </w:tcPr>
+          <w:p>
+            <w:pPr>
+              <w:jc w:val="center"/>
+            </w:pPr>
+            <w:r>
+              <w:rPr>
+                <w:b/>
+                <w:bCs/>
+                <w:sz w:val="18"/>
+                <w:szCs w:val="18"/>
+              </w:rPr>
+              <w:t xml:space="preserve">유형</w:t>
+            </w:r>
+          </w:p>
+        </w:tc>
+        <w:tc>
+          <w:tcPr>
+            <w:tcW w:type="dxa" w:w="1300"/>
+            <w:shd w:fill="E8EEF7" w:val="clear"/>
+            <w:tcMar>
+              <w:top w:type="dxa" w:w="60"/>
+              <w:left w:type="dxa" w:w="100"/>
+              <w:bottom w:type="dxa" w:w="60"/>
+              <w:right w:type="dxa" w:w="100"/>
+            </w:tcMar>
+          </w:tcPr>
+          <w:p>
+            <w:pPr>
+              <w:jc w:val="center"/>
+            </w:pPr>
+            <w:r>
+              <w:rPr>
+                <w:b/>
+                <w:bCs/>
+                <w:sz w:val="18"/>
+                <w:szCs w:val="18"/>
+              </w:rPr>
+              <w:t xml:space="preserve">개소 수</w:t>
+            </w:r>
+          </w:p>
+        </w:tc>
+        <w:tc>
+          <w:tcPr>
+            <w:tcW w:type="dxa" w:w="2000"/>
+            <w:shd w:fill="E8EEF7" w:val="clear"/>
+            <w:tcMar>
+              <w:top w:type="dxa" w:w="60"/>
+              <w:left w:type="dxa" w:w="100"/>
+              <w:bottom w:type="dxa" w:w="60"/>
+              <w:right w:type="dxa" w:w="100"/>
+            </w:tcMar>
+          </w:tcPr>
+          <w:p>
+            <w:pPr>
+              <w:jc w:val="center"/>
+            </w:pPr>
+            <w:r>
+              <w:rPr>
+                <w:b/>
+                <w:bCs/>
+                <w:sz w:val="18"/>
+                <w:szCs w:val="18"/>
+              </w:rPr>
+              <w:t xml:space="preserve">평균 사용량</w:t>
+            </w:r>
+          </w:p>
+        </w:tc>
+        <w:tc>
+          <w:tcPr>
+            <w:tcW w:type="dxa" w:w="2000"/>
+            <w:shd w:fill="E8EEF7" w:val="clear"/>
+            <w:tcMar>
+              <w:top w:type="dxa" w:w="60"/>
+              <w:left w:type="dxa" w:w="100"/>
+              <w:bottom w:type="dxa" w:w="60"/>
+              <w:right w:type="dxa" w:w="100"/>
+            </w:tcMar>
+          </w:tcPr>
+          <w:p>
+            <w:pPr>
+              <w:jc w:val="center"/>
+            </w:pPr>
+            <w:r>
+              <w:rPr>
+                <w:b/>
+                <w:bCs/>
+                <w:sz w:val="18"/>
+                <w:szCs w:val="18"/>
+              </w:rPr>
+              <w:t xml:space="preserve">작년 평균</w:t>
+            </w:r>
+          </w:p>
+        </w:tc>
+        <w:tc>
+          <w:tcPr>
+            <w:tcW w:type="dxa" w:w="1500"/>
+            <w:shd w:fill="E8EEF7" w:val="clear"/>
+            <w:tcMar>
+              <w:top w:type="dxa" w:w="60"/>
+              <w:left w:type="dxa" w:w="100"/>
+              <w:bottom w:type="dxa" w:w="60"/>
+              <w:right w:type="dxa" w:w="100"/>
+            </w:tcMar>
+          </w:tcPr>
+          <w:p>
+            <w:pPr>
+              <w:jc w:val="center"/>
+            </w:pPr>
+            <w:r>
+              <w:rPr>
+                <w:b/>
+                <w:bCs/>
+                <w:sz w:val="18"/>
+                <w:szCs w:val="18"/>
+              </w:rPr>
+              <w:t xml:space="preserve">전년 대비</w:t>
+            </w:r>
+          </w:p>
+        </w:tc>
+      </w:tr>
+      <w:tr>
+        <w:tc>
+          <w:tcPr>
+            <w:tcW w:type="dxa" w:w="2200"/>
+            <w:tcMar>
+              <w:top w:type="dxa" w:w="60"/>
+              <w:left w:type="dxa" w:w="100"/>
+              <w:bottom w:type="dxa" w:w="60"/>
+              <w:right w:type="dxa" w:w="100"/>
+            </w:tcMar>
+          </w:tcPr>
+          <w:p>
+            <w:pPr>
+              <w:jc w:val="center"/>
+            </w:pPr>
+            <w:r>
+              <w:rPr>
+                <w:b w:val="false"/>
+                <w:bCs w:val="false"/>
+                <w:sz w:val="18"/>
+                <w:szCs w:val="18"/>
+              </w:rPr>
+              <w:t xml:space="preserve">도서관</w:t>
+            </w:r>
+          </w:p>
+        </w:tc>
+        <w:tc>
+          <w:tcPr>
+            <w:tcW w:type="dxa" w:w="1300"/>
+            <w:tcMar>
+              <w:top w:type="dxa" w:w="60"/>
+              <w:left w:type="dxa" w:w="100"/>
+              <w:bottom w:type="dxa" w:w="60"/>
+              <w:right w:type="dxa" w:w="100"/>
+            </w:tcMar>
+          </w:tcPr>
+          <w:p>
+            <w:pPr>
+              <w:jc w:val="center"/>
+            </w:pPr>
+            <w:r>
+              <w:rPr>
+                <w:b w:val="false"/>
+                <w:bCs w:val="false"/>
+                <w:sz w:val="18"/>
+                <w:szCs w:val="18"/>
+              </w:rPr>
+              <w:t xml:space="preserve">2</w:t>
+            </w:r>
+          </w:p>
+        </w:tc>
+        <w:tc>
+          <w:tcPr>
+            <w:tcW w:type="dxa" w:w="2000"/>
+            <w:tcMar>
+              <w:top w:type="dxa" w:w="60"/>
+              <w:left w:type="dxa" w:w="100"/>
+              <w:bottom w:type="dxa" w:w="60"/>
+              <w:right w:type="dxa" w:w="100"/>
+            </w:tcMar>
+          </w:tcPr>
+          <w:p>
+            <w:pPr>
+              <w:jc w:val="center"/>
+            </w:pPr>
+            <w:r>
+              <w:rPr>
+                <w:b w:val="false"/>
+                <w:bCs w:val="false"/>
+                <w:sz w:val="18"/>
+                <w:szCs w:val="18"/>
+              </w:rPr>
+              <w:t xml:space="preserve">10,409 kWh</w:t>
+            </w:r>
+          </w:p>
+        </w:tc>
+        <w:tc>
+          <w:tcPr>
+            <w:tcW w:type="dxa" w:w="2000"/>
+            <w:tcMar>
+              <w:top w:type="dxa" w:w="60"/>
+              <w:left w:type="dxa" w:w="100"/>
+              <w:bottom w:type="dxa" w:w="60"/>
+              <w:right w:type="dxa" w:w="100"/>
+            </w:tcMar>
+          </w:tcPr>
+          <w:p>
+            <w:pPr>
+              <w:jc w:val="center"/>
+            </w:pPr>
+            <w:r>
+              <w:rPr>
+                <w:b w:val="false"/>
+                <w:bCs w:val="false"/>
+                <w:sz w:val="18"/>
+                <w:szCs w:val="18"/>
+              </w:rPr>
+              <w:t xml:space="preserve">11,382 kWh</w:t>
+            </w:r>
+          </w:p>
+        </w:tc>
+        <w:tc>
+          <w:tcPr>
+            <w:tcW w:type="dxa" w:w="1500"/>
+            <w:tcMar>
+              <w:top w:type="dxa" w:w="60"/>
+              <w:left w:type="dxa" w:w="100"/>
+              <w:bottom w:type="dxa" w:w="60"/>
+              <w:right w:type="dxa" w:w="100"/>
+            </w:tcMar>
+          </w:tcPr>
+          <w:p>
+            <w:pPr>
+              <w:jc w:val="center"/>
+            </w:pPr>
+            <w:r>
+              <w:rPr>
+                <w:b w:val="false"/>
+                <w:bCs w:val="false"/>
+                <w:sz w:val="18"/>
+                <w:szCs w:val="18"/>
+              </w:rPr>
+              <w:t xml:space="preserve">▼ 8.5%</w:t>
+            </w:r>
+          </w:p>
+        </w:tc>
+      </w:tr>
+      <w:tr>
+        <w:tc>
+          <w:tcPr>
+            <w:tcW w:type="dxa" w:w="2200"/>
+            <w:tcMar>
+              <w:top w:type="dxa" w:w="60"/>
+              <w:left w:type="dxa" w:w="100"/>
+              <w:bottom w:type="dxa" w:w="60"/>
+              <w:right w:type="dxa" w:w="100"/>
+            </w:tcMar>
+          </w:tcPr>
+          <w:p>
+            <w:pPr>
+              <w:jc w:val="center"/>
+            </w:pPr>
+            <w:r>
+              <w:rPr>
+                <w:b w:val="false"/>
+                <w:bCs w:val="false"/>
+                <w:sz w:val="18"/>
+                <w:szCs w:val="18"/>
+              </w:rPr>
+              <w:t xml:space="preserve">문화시설</w:t>
+            </w:r>
+          </w:p>
+        </w:tc>
+        <w:tc>
+          <w:tcPr>
+            <w:tcW w:type="dxa" w:w="1300"/>
+            <w:tcMar>
+              <w:top w:type="dxa" w:w="60"/>
+              <w:left w:type="dxa" w:w="100"/>
+              <w:bottom w:type="dxa" w:w="60"/>
+              <w:right w:type="dxa" w:w="100"/>
+            </w:tcMar>
+          </w:tcPr>
+          <w:p>
+            <w:pPr>
+              <w:jc w:val="center"/>
+            </w:pPr>
+            <w:r>
+              <w:rPr>
+                <w:b w:val="false"/>
+                <w:bCs w:val="false"/>
+                <w:sz w:val="18"/>
+                <w:szCs w:val="18"/>
+              </w:rPr>
+              <w:t xml:space="preserve">11</w:t>
+            </w:r>
+          </w:p>
+        </w:tc>
+        <w:tc>
+          <w:tcPr>
+            <w:tcW w:type="dxa" w:w="2000"/>
+            <w:tcMar>
+              <w:top w:type="dxa" w:w="60"/>
+              <w:left w:type="dxa" w:w="100"/>
+              <w:bottom w:type="dxa" w:w="60"/>
+              <w:right w:type="dxa" w:w="100"/>
+            </w:tcMar>
+          </w:tcPr>
+          <w:p>
+            <w:pPr>
+              <w:jc w:val="center"/>
+            </w:pPr>
+            <w:r>
+              <w:rPr>
+                <w:b w:val="false"/>
+                <w:bCs w:val="false"/>
+                <w:sz w:val="18"/>
+                <w:szCs w:val="18"/>
+              </w:rPr>
+              <w:t xml:space="preserve">15,968 kWh</w:t>
+            </w:r>
+          </w:p>
+        </w:tc>
+        <w:tc>
+          <w:tcPr>
+            <w:tcW w:type="dxa" w:w="2000"/>
+            <w:tcMar>
+              <w:top w:type="dxa" w:w="60"/>
+              <w:left w:type="dxa" w:w="100"/>
+              <w:bottom w:type="dxa" w:w="60"/>
+              <w:right w:type="dxa" w:w="100"/>
+            </w:tcMar>
+          </w:tcPr>
+          <w:p>
+            <w:pPr>
+              <w:jc w:val="center"/>
+            </w:pPr>
+            <w:r>
+              <w:rPr>
+                <w:b w:val="false"/>
+                <w:bCs w:val="false"/>
+                <w:sz w:val="18"/>
+                <w:szCs w:val="18"/>
+              </w:rPr>
+              <w:t xml:space="preserve">16,669 kWh</w:t>
+            </w:r>
+          </w:p>
+        </w:tc>
+        <w:tc>
+          <w:tcPr>
+            <w:tcW w:type="dxa" w:w="1500"/>
+            <w:tcMar>
+              <w:top w:type="dxa" w:w="60"/>
+              <w:left w:type="dxa" w:w="100"/>
+              <w:bottom w:type="dxa" w:w="60"/>
+              <w:right w:type="dxa" w:w="100"/>
+            </w:tcMar>
+          </w:tcPr>
+          <w:p>
+            <w:pPr>
+              <w:jc w:val="center"/>
+            </w:pPr>
+            <w:r>
+              <w:rPr>
+                <w:b w:val="false"/>
+                <w:bCs w:val="false"/>
+                <w:sz w:val="18"/>
+                <w:szCs w:val="18"/>
+              </w:rPr>
+              <w:t xml:space="preserve">▼ 4.2%</w:t>
+            </w:r>
+          </w:p>
+        </w:tc>
+      </w:tr>
+      <w:tr>
+        <w:tc>
+          <w:tcPr>
+            <w:tcW w:type="dxa" w:w="2200"/>
+            <w:tcMar>
+              <w:top w:type="dxa" w:w="60"/>
+              <w:left w:type="dxa" w:w="100"/>
+              <w:bottom w:type="dxa" w:w="60"/>
+              <w:right w:type="dxa" w:w="100"/>
+            </w:tcMar>
+          </w:tcPr>
+          <w:p>
+            <w:pPr>
+              <w:jc w:val="center"/>
+            </w:pPr>
+            <w:r>
+              <w:rPr>
+                <w:b w:val="false"/>
+                <w:bCs w:val="false"/>
+                <w:sz w:val="18"/>
+                <w:szCs w:val="18"/>
+              </w:rPr>
+              <w:t xml:space="preserve">보건소</w:t>
+            </w:r>
+          </w:p>
+        </w:tc>
+        <w:tc>
+          <w:tcPr>
+            <w:tcW w:type="dxa" w:w="1300"/>
+            <w:tcMar>
+              <w:top w:type="dxa" w:w="60"/>
+              <w:left w:type="dxa" w:w="100"/>
+              <w:bottom w:type="dxa" w:w="60"/>
+              <w:right w:type="dxa" w:w="100"/>
+            </w:tcMar>
+          </w:tcPr>
+          <w:p>
+            <w:pPr>
+              <w:jc w:val="center"/>
+            </w:pPr>
+            <w:r>
+              <w:rPr>
+                <w:b w:val="false"/>
+                <w:bCs w:val="false"/>
+                <w:sz w:val="18"/>
+                <w:szCs w:val="18"/>
+              </w:rPr>
+              <w:t xml:space="preserve">3</w:t>
+            </w:r>
+          </w:p>
+        </w:tc>
+        <w:tc>
+          <w:tcPr>
+            <w:tcW w:type="dxa" w:w="2000"/>
+            <w:tcMar>
+              <w:top w:type="dxa" w:w="60"/>
+              <w:left w:type="dxa" w:w="100"/>
+              <w:bottom w:type="dxa" w:w="60"/>
+              <w:right w:type="dxa" w:w="100"/>
+            </w:tcMar>
+          </w:tcPr>
+          <w:p>
+            <w:pPr>
+              <w:jc w:val="center"/>
+            </w:pPr>
+            <w:r>
+              <w:rPr>
+                <w:b w:val="false"/>
+                <w:bCs w:val="false"/>
+                <w:sz w:val="18"/>
+                <w:szCs w:val="18"/>
+              </w:rPr>
+              <w:t xml:space="preserve">7,161 kWh</w:t>
+            </w:r>
+          </w:p>
+        </w:tc>
+        <w:tc>
+          <w:tcPr>
+            <w:tcW w:type="dxa" w:w="2000"/>
+            <w:tcMar>
+              <w:top w:type="dxa" w:w="60"/>
+              <w:left w:type="dxa" w:w="100"/>
+              <w:bottom w:type="dxa" w:w="60"/>
+              <w:right w:type="dxa" w:w="100"/>
+            </w:tcMar>
+          </w:tcPr>
+          <w:p>
+            <w:pPr>
+              <w:jc w:val="center"/>
+            </w:pPr>
+            <w:r>
+              <w:rPr>
+                <w:b w:val="false"/>
+                <w:bCs w:val="false"/>
+                <w:sz w:val="18"/>
+                <w:szCs w:val="18"/>
+              </w:rPr>
+              <w:t xml:space="preserve">6,882 kWh</w:t>
+            </w:r>
+          </w:p>
+        </w:tc>
+        <w:tc>
+          <w:tcPr>
+            <w:tcW w:type="dxa" w:w="1500"/>
+            <w:tcMar>
+              <w:top w:type="dxa" w:w="60"/>
+              <w:left w:type="dxa" w:w="100"/>
+              <w:bottom w:type="dxa" w:w="60"/>
+              <w:right w:type="dxa" w:w="100"/>
+            </w:tcMar>
+          </w:tcPr>
+          <w:p>
+            <w:pPr>
+              <w:jc w:val="center"/>
+            </w:pPr>
+            <w:r>
+              <w:rPr>
+                <w:b w:val="false"/>
+                <w:bCs w:val="false"/>
+                <w:sz w:val="18"/>
+                <w:szCs w:val="18"/>
+              </w:rPr>
+              <w:t xml:space="preserve">▲ 4.1%</w:t>
+            </w:r>
+          </w:p>
+        </w:tc>
+      </w:tr>
+      <w:tr>
+        <w:tc>
+          <w:tcPr>
+            <w:tcW w:type="dxa" w:w="2200"/>
+            <w:tcMar>
+              <w:top w:type="dxa" w:w="60"/>
+              <w:left w:type="dxa" w:w="100"/>
+              <w:bottom w:type="dxa" w:w="60"/>
+              <w:right w:type="dxa" w:w="100"/>
+            </w:tcMar>
+          </w:tcPr>
+          <w:p>
+            <w:pPr>
+              <w:jc w:val="center"/>
+            </w:pPr>
+            <w:r>
+              <w:rPr>
+                <w:b w:val="false"/>
+                <w:bCs w:val="false"/>
+                <w:sz w:val="18"/>
+                <w:szCs w:val="18"/>
+              </w:rPr>
+              <w:t xml:space="preserve">복지시설</w:t>
+            </w:r>
+          </w:p>
+        </w:tc>
+        <w:tc>
+          <w:tcPr>
+            <w:tcW w:type="dxa" w:w="1300"/>
+            <w:tcMar>
+              <w:top w:type="dxa" w:w="60"/>
+              <w:left w:type="dxa" w:w="100"/>
+              <w:bottom w:type="dxa" w:w="60"/>
+              <w:right w:type="dxa" w:w="100"/>
+            </w:tcMar>
+          </w:tcPr>
+          <w:p>
+            <w:pPr>
+              <w:jc w:val="center"/>
+            </w:pPr>
+            <w:r>
+              <w:rPr>
+                <w:b w:val="false"/>
+                <w:bCs w:val="false"/>
+                <w:sz w:val="18"/>
+                <w:szCs w:val="18"/>
+              </w:rPr>
+              <w:t xml:space="preserve">3</w:t>
+            </w:r>
+          </w:p>
+        </w:tc>
+        <w:tc>
+          <w:tcPr>
+            <w:tcW w:type="dxa" w:w="2000"/>
+            <w:tcMar>
+              <w:top w:type="dxa" w:w="60"/>
+              <w:left w:type="dxa" w:w="100"/>
+              <w:bottom w:type="dxa" w:w="60"/>
+              <w:right w:type="dxa" w:w="100"/>
+            </w:tcMar>
+          </w:tcPr>
+          <w:p>
+            <w:pPr>
+              <w:jc w:val="center"/>
+            </w:pPr>
+            <w:r>
+              <w:rPr>
+                <w:b w:val="false"/>
+                <w:bCs w:val="false"/>
+                <w:sz w:val="18"/>
+                <w:szCs w:val="18"/>
+              </w:rPr>
+              <w:t xml:space="preserve">10,405 kWh</w:t>
+            </w:r>
+          </w:p>
+        </w:tc>
+        <w:tc>
+          <w:tcPr>
+            <w:tcW w:type="dxa" w:w="2000"/>
+            <w:tcMar>
+              <w:top w:type="dxa" w:w="60"/>
+              <w:left w:type="dxa" w:w="100"/>
+              <w:bottom w:type="dxa" w:w="60"/>
+              <w:right w:type="dxa" w:w="100"/>
+            </w:tcMar>
+          </w:tcPr>
+          <w:p>
+            <w:pPr>
+              <w:jc w:val="center"/>
+            </w:pPr>
+            <w:r>
+              <w:rPr>
+                <w:b w:val="false"/>
+                <w:bCs w:val="false"/>
+                <w:sz w:val="18"/>
+                <w:szCs w:val="18"/>
+              </w:rPr>
+              <w:t xml:space="preserve">11,014 kWh</w:t>
+            </w:r>
+          </w:p>
+        </w:tc>
+        <w:tc>
+          <w:tcPr>
+            <w:tcW w:type="dxa" w:w="1500"/>
+            <w:tcMar>
+              <w:top w:type="dxa" w:w="60"/>
+              <w:left w:type="dxa" w:w="100"/>
+              <w:bottom w:type="dxa" w:w="60"/>
+              <w:right w:type="dxa" w:w="100"/>
+            </w:tcMar>
+          </w:tcPr>
+          <w:p>
+            <w:pPr>
+              <w:jc w:val="center"/>
+            </w:pPr>
+            <w:r>
+              <w:rPr>
+                <w:b w:val="false"/>
+                <w:bCs w:val="false"/>
+                <w:sz w:val="18"/>
+                <w:szCs w:val="18"/>
+              </w:rPr>
+              <w:t xml:space="preserve">▼ 5.5%</w:t>
+            </w:r>
+          </w:p>
+        </w:tc>
+      </w:tr>
+      <w:tr>
+        <w:tc>
+          <w:tcPr>
+            <w:tcW w:type="dxa" w:w="2200"/>
+            <w:tcMar>
+              <w:top w:type="dxa" w:w="60"/>
+              <w:left w:type="dxa" w:w="100"/>
+              <w:bottom w:type="dxa" w:w="60"/>
+              <w:right w:type="dxa" w:w="100"/>
+            </w:tcMar>
+          </w:tcPr>
+          <w:p>
+            <w:pPr>
+              <w:jc w:val="center"/>
+            </w:pPr>
+            <w:r>
+              <w:rPr>
+                <w:b w:val="false"/>
+                <w:bCs w:val="false"/>
+                <w:sz w:val="18"/>
+                <w:szCs w:val="18"/>
+              </w:rPr>
+              <w:t xml:space="preserve">이지센터</w:t>
+            </w:r>
+          </w:p>
+        </w:tc>
+        <w:tc>
+          <w:tcPr>
+            <w:tcW w:type="dxa" w:w="1300"/>
+            <w:tcMar>
+              <w:top w:type="dxa" w:w="60"/>
+              <w:left w:type="dxa" w:w="100"/>
+              <w:bottom w:type="dxa" w:w="60"/>
+              <w:right w:type="dxa" w:w="100"/>
+            </w:tcMar>
+          </w:tcPr>
+          <w:p>
+            <w:pPr>
+              <w:jc w:val="center"/>
+            </w:pPr>
+            <w:r>
+              <w:rPr>
+                <w:b w:val="false"/>
+                <w:bCs w:val="false"/>
+                <w:sz w:val="18"/>
+                <w:szCs w:val="18"/>
+              </w:rPr>
+              <w:t xml:space="preserve">1</w:t>
+            </w:r>
+          </w:p>
+        </w:tc>
+        <w:tc>
+          <w:tcPr>
+            <w:tcW w:type="dxa" w:w="2000"/>
+            <w:tcMar>
+              <w:top w:type="dxa" w:w="60"/>
+              <w:left w:type="dxa" w:w="100"/>
+              <w:bottom w:type="dxa" w:w="60"/>
+              <w:right w:type="dxa" w:w="100"/>
+            </w:tcMar>
+          </w:tcPr>
+          <w:p>
+            <w:pPr>
+              <w:jc w:val="center"/>
+            </w:pPr>
+            <w:r>
+              <w:rPr>
+                <w:b w:val="false"/>
+                <w:bCs w:val="false"/>
+                <w:sz w:val="18"/>
+                <w:szCs w:val="18"/>
+              </w:rPr>
+              <w:t xml:space="preserve">63,817 kWh</w:t>
+            </w:r>
+          </w:p>
+        </w:tc>
+        <w:tc>
+          <w:tcPr>
+            <w:tcW w:type="dxa" w:w="2000"/>
+            <w:tcMar>
+              <w:top w:type="dxa" w:w="60"/>
+              <w:left w:type="dxa" w:w="100"/>
+              <w:bottom w:type="dxa" w:w="60"/>
+              <w:right w:type="dxa" w:w="100"/>
+            </w:tcMar>
+          </w:tcPr>
+          <w:p>
+            <w:pPr>
+              <w:jc w:val="center"/>
+            </w:pPr>
+            <w:r>
+              <w:rPr>
+                <w:b w:val="false"/>
+                <w:bCs w:val="false"/>
+                <w:sz w:val="18"/>
+                <w:szCs w:val="18"/>
+              </w:rPr>
+              <w:t xml:space="preserve">61,812 kWh</w:t>
+            </w:r>
+          </w:p>
+        </w:tc>
+        <w:tc>
+          <w:tcPr>
+            <w:tcW w:type="dxa" w:w="1500"/>
+            <w:tcMar>
+              <w:top w:type="dxa" w:w="60"/>
+              <w:left w:type="dxa" w:w="100"/>
+              <w:bottom w:type="dxa" w:w="60"/>
+              <w:right w:type="dxa" w:w="100"/>
+            </w:tcMar>
+          </w:tcPr>
+          <w:p>
+            <w:pPr>
+              <w:jc w:val="center"/>
+            </w:pPr>
+            <w:r>
+              <w:rPr>
+                <w:b w:val="false"/>
+                <w:bCs w:val="false"/>
+                <w:sz w:val="18"/>
+                <w:szCs w:val="18"/>
+              </w:rPr>
+              <w:t xml:space="preserve">▲ 3.2%</w:t>
+            </w:r>
+          </w:p>
+        </w:tc>
+      </w:tr>
+      <w:tr>
+        <w:tc>
+          <w:tcPr>
+            <w:tcW w:type="dxa" w:w="2200"/>
+            <w:tcMar>
+              <w:top w:type="dxa" w:w="60"/>
+              <w:left w:type="dxa" w:w="100"/>
+              <w:bottom w:type="dxa" w:w="60"/>
+              <w:right w:type="dxa" w:w="100"/>
+            </w:tcMar>
+          </w:tcPr>
+          <w:p>
+            <w:pPr>
+              <w:jc w:val="center"/>
+            </w:pPr>
+            <w:r>
+              <w:rPr>
+                <w:b w:val="false"/>
+                <w:bCs w:val="false"/>
+                <w:sz w:val="18"/>
+                <w:szCs w:val="18"/>
+              </w:rPr>
+              <w:t xml:space="preserve">청사</w:t>
+            </w:r>
+          </w:p>
+        </w:tc>
+        <w:tc>
+          <w:tcPr>
+            <w:tcW w:type="dxa" w:w="1300"/>
+            <w:tcMar>
+              <w:top w:type="dxa" w:w="60"/>
+              <w:left w:type="dxa" w:w="100"/>
+              <w:bottom w:type="dxa" w:w="60"/>
+              <w:right w:type="dxa" w:w="100"/>
+            </w:tcMar>
+          </w:tcPr>
+          <w:p>
+            <w:pPr>
+              <w:jc w:val="center"/>
+            </w:pPr>
+            <w:r>
+              <w:rPr>
+                <w:b w:val="false"/>
+                <w:bCs w:val="false"/>
+                <w:sz w:val="18"/>
+                <w:szCs w:val="18"/>
+              </w:rPr>
+              <w:t xml:space="preserve">16</w:t>
+            </w:r>
+          </w:p>
+        </w:tc>
+        <w:tc>
+          <w:tcPr>
+            <w:tcW w:type="dxa" w:w="2000"/>
+            <w:tcMar>
+              <w:top w:type="dxa" w:w="60"/>
+              <w:left w:type="dxa" w:w="100"/>
+              <w:bottom w:type="dxa" w:w="60"/>
+              <w:right w:type="dxa" w:w="100"/>
+            </w:tcMar>
+          </w:tcPr>
+          <w:p>
+            <w:pPr>
+              <w:jc w:val="center"/>
+            </w:pPr>
+            <w:r>
+              <w:rPr>
+                <w:b w:val="false"/>
+                <w:bCs w:val="false"/>
+                <w:sz w:val="18"/>
+                <w:szCs w:val="18"/>
+              </w:rPr>
+              <w:t xml:space="preserve">6,327 kWh</w:t>
+            </w:r>
+          </w:p>
+        </w:tc>
+        <w:tc>
+          <w:tcPr>
+            <w:tcW w:type="dxa" w:w="2000"/>
+            <w:tcMar>
+              <w:top w:type="dxa" w:w="60"/>
+              <w:left w:type="dxa" w:w="100"/>
+              <w:bottom w:type="dxa" w:w="60"/>
+              <w:right w:type="dxa" w:w="100"/>
+            </w:tcMar>
+          </w:tcPr>
+          <w:p>
+            <w:pPr>
+              <w:jc w:val="center"/>
+            </w:pPr>
+            <w:r>
+              <w:rPr>
+                <w:b w:val="false"/>
+                <w:bCs w:val="false"/>
+                <w:sz w:val="18"/>
+                <w:szCs w:val="18"/>
+              </w:rPr>
+              <w:t xml:space="preserve">5,903 kWh</w:t>
+            </w:r>
+          </w:p>
+        </w:tc>
+        <w:tc>
+          <w:tcPr>
+            <w:tcW w:type="dxa" w:w="1500"/>
+            <w:tcMar>
+              <w:top w:type="dxa" w:w="60"/>
+              <w:left w:type="dxa" w:w="100"/>
+              <w:bottom w:type="dxa" w:w="60"/>
+              <w:right w:type="dxa" w:w="100"/>
+            </w:tcMar>
+          </w:tcPr>
+          <w:p>
+            <w:pPr>
+              <w:jc w:val="center"/>
+            </w:pPr>
+            <w:r>
+              <w:rPr>
+                <w:b w:val="false"/>
+                <w:bCs w:val="false"/>
+                <w:sz w:val="18"/>
+                <w:szCs w:val="18"/>
+              </w:rPr>
+              <w:t xml:space="preserve">▲ 7.2%</w:t>
+            </w:r>
+          </w:p>
+        </w:tc>
+      </w:tr>
+      <w:tr>
+        <w:tc>
+          <w:tcPr>
+            <w:tcW w:type="dxa" w:w="2200"/>
+            <w:tcMar>
+              <w:top w:type="dxa" w:w="60"/>
+              <w:left w:type="dxa" w:w="100"/>
+              <w:bottom w:type="dxa" w:w="60"/>
+              <w:right w:type="dxa" w:w="100"/>
+            </w:tcMar>
+          </w:tcPr>
+          <w:p>
+            <w:pPr>
+              <w:jc w:val="center"/>
+            </w:pPr>
+            <w:r>
+              <w:rPr>
+                <w:b w:val="false"/>
+                <w:bCs w:val="false"/>
+                <w:sz w:val="18"/>
+                <w:szCs w:val="18"/>
+              </w:rPr>
+              <w:t xml:space="preserve">체육시설</w:t>
+            </w:r>
+          </w:p>
+        </w:tc>
+        <w:tc>
+          <w:tcPr>
+            <w:tcW w:type="dxa" w:w="1300"/>
+            <w:tcMar>
+              <w:top w:type="dxa" w:w="60"/>
+              <w:left w:type="dxa" w:w="100"/>
+              <w:bottom w:type="dxa" w:w="60"/>
+              <w:right w:type="dxa" w:w="100"/>
+            </w:tcMar>
+          </w:tcPr>
+          <w:p>
+            <w:pPr>
+              <w:jc w:val="center"/>
+            </w:pPr>
+            <w:r>
+              <w:rPr>
+                <w:b w:val="false"/>
+                <w:bCs w:val="false"/>
+                <w:sz w:val="18"/>
+                <w:szCs w:val="18"/>
+              </w:rPr>
+              <w:t xml:space="preserve">2</w:t>
+            </w:r>
+          </w:p>
+        </w:tc>
+        <w:tc>
+          <w:tcPr>
+            <w:tcW w:type="dxa" w:w="2000"/>
+            <w:tcMar>
+              <w:top w:type="dxa" w:w="60"/>
+              <w:left w:type="dxa" w:w="100"/>
+              <w:bottom w:type="dxa" w:w="60"/>
+              <w:right w:type="dxa" w:w="100"/>
+            </w:tcMar>
+          </w:tcPr>
+          <w:p>
+            <w:pPr>
+              <w:jc w:val="center"/>
+            </w:pPr>
+            <w:r>
+              <w:rPr>
+                <w:b w:val="false"/>
+                <w:bCs w:val="false"/>
+                <w:sz w:val="18"/>
+                <w:szCs w:val="18"/>
+              </w:rPr>
+              <w:t xml:space="preserve">45,736 kWh</w:t>
+            </w:r>
+          </w:p>
+        </w:tc>
+        <w:tc>
+          <w:tcPr>
+            <w:tcW w:type="dxa" w:w="2000"/>
+            <w:tcMar>
+              <w:top w:type="dxa" w:w="60"/>
+              <w:left w:type="dxa" w:w="100"/>
+              <w:bottom w:type="dxa" w:w="60"/>
+              <w:right w:type="dxa" w:w="100"/>
+            </w:tcMar>
+          </w:tcPr>
+          <w:p>
+            <w:pPr>
+              <w:jc w:val="center"/>
+            </w:pPr>
+            <w:r>
+              <w:rPr>
+                <w:b w:val="false"/>
+                <w:bCs w:val="false"/>
+                <w:sz w:val="18"/>
+                <w:szCs w:val="18"/>
+              </w:rPr>
+              <w:t xml:space="preserve">51,200 kWh</w:t>
+            </w:r>
+          </w:p>
+        </w:tc>
+        <w:tc>
+          <w:tcPr>
+            <w:tcW w:type="dxa" w:w="1500"/>
+            <w:tcMar>
+              <w:top w:type="dxa" w:w="60"/>
+              <w:left w:type="dxa" w:w="100"/>
+              <w:bottom w:type="dxa" w:w="60"/>
+              <w:right w:type="dxa" w:w="100"/>
+            </w:tcMar>
+          </w:tcPr>
+          <w:p>
+            <w:pPr>
+              <w:jc w:val="center"/>
+            </w:pPr>
+            <w:r>
+              <w:rPr>
+                <w:b w:val="false"/>
+                <w:bCs w:val="false"/>
+                <w:sz w:val="18"/>
+                <w:szCs w:val="18"/>
+              </w:rPr>
+              <w:t xml:space="preserve">▼ 10.7%</w:t>
+            </w:r>
+          </w:p>
+        </w:tc>
+      </w:tr>
+      <w:tr>
+        <w:tc>
+          <w:tcPr>
+            <w:tcW w:type="dxa" w:w="2200"/>
+            <w:tcMar>
+              <w:top w:type="dxa" w:w="60"/>
+              <w:left w:type="dxa" w:w="100"/>
+              <w:bottom w:type="dxa" w:w="60"/>
+              <w:right w:type="dxa" w:w="100"/>
+            </w:tcMar>
+          </w:tcPr>
+          <w:p>
+            <w:pPr>
+              <w:jc w:val="center"/>
+            </w:pPr>
+            <w:r>
+              <w:rPr>
+                <w:b w:val="false"/>
+                <w:bCs w:val="false"/>
+                <w:sz w:val="18"/>
+                <w:szCs w:val="18"/>
+              </w:rPr>
+              <w:t xml:space="preserve">커뮤니티시설</w:t>
+            </w:r>
+          </w:p>
+        </w:tc>
+        <w:tc>
+          <w:tcPr>
+            <w:tcW w:type="dxa" w:w="1300"/>
+            <w:tcMar>
+              <w:top w:type="dxa" w:w="60"/>
+              <w:left w:type="dxa" w:w="100"/>
+              <w:bottom w:type="dxa" w:w="60"/>
+              <w:right w:type="dxa" w:w="100"/>
+            </w:tcMar>
+          </w:tcPr>
+          <w:p>
+            <w:pPr>
+              <w:jc w:val="center"/>
+            </w:pPr>
+            <w:r>
+              <w:rPr>
+                <w:b w:val="false"/>
+                <w:bCs w:val="false"/>
+                <w:sz w:val="18"/>
+                <w:szCs w:val="18"/>
+              </w:rPr>
+              <w:t xml:space="preserve">14</w:t>
+            </w:r>
+          </w:p>
+        </w:tc>
+        <w:tc>
+          <w:tcPr>
+            <w:tcW w:type="dxa" w:w="2000"/>
+            <w:tcMar>
+              <w:top w:type="dxa" w:w="60"/>
+              <w:left w:type="dxa" w:w="100"/>
+              <w:bottom w:type="dxa" w:w="60"/>
+              <w:right w:type="dxa" w:w="100"/>
+            </w:tcMar>
+          </w:tcPr>
+          <w:p>
+            <w:pPr>
+              <w:jc w:val="center"/>
+            </w:pPr>
+            <w:r>
+              <w:rPr>
+                <w:b w:val="false"/>
+                <w:bCs w:val="false"/>
+                <w:sz w:val="18"/>
+                <w:szCs w:val="18"/>
+              </w:rPr>
+              <w:t xml:space="preserve">3,677 kWh</w:t>
+            </w:r>
+          </w:p>
+        </w:tc>
+        <w:tc>
+          <w:tcPr>
+            <w:tcW w:type="dxa" w:w="2000"/>
+            <w:tcMar>
+              <w:top w:type="dxa" w:w="60"/>
+              <w:left w:type="dxa" w:w="100"/>
+              <w:bottom w:type="dxa" w:w="60"/>
+              <w:right w:type="dxa" w:w="100"/>
+            </w:tcMar>
+          </w:tcPr>
+          <w:p>
+            <w:pPr>
+              <w:jc w:val="center"/>
+            </w:pPr>
+            <w:r>
+              <w:rPr>
+                <w:b w:val="false"/>
+                <w:bCs w:val="false"/>
+                <w:sz w:val="18"/>
+                <w:szCs w:val="18"/>
+              </w:rPr>
+              <w:t xml:space="preserve">3,750 kWh</w:t>
+            </w:r>
+          </w:p>
+        </w:tc>
+        <w:tc>
+          <w:tcPr>
+            <w:tcW w:type="dxa" w:w="1500"/>
+            <w:tcMar>
+              <w:top w:type="dxa" w:w="60"/>
+              <w:left w:type="dxa" w:w="100"/>
+              <w:bottom w:type="dxa" w:w="60"/>
+              <w:right w:type="dxa" w:w="100"/>
+            </w:tcMar>
+          </w:tcPr>
+          <w:p>
+            <w:pPr>
+              <w:jc w:val="center"/>
+            </w:pPr>
+            <w:r>
+              <w:rPr>
+                <w:b w:val="false"/>
+                <w:bCs w:val="false"/>
+                <w:sz w:val="18"/>
+                <w:szCs w:val="18"/>
+              </w:rPr>
+              <w:t xml:space="preserve">▼ 2.0%</w:t>
+            </w:r>
+          </w:p>
+        </w:tc>
+      </w:tr>
+    </w:tbl>
+    <w:p>
+      <w:pPr>
+        <w:pStyle w:val="Heading1"/>
+        <w:spacing w:after="120" w:before="300"/>
+      </w:pPr>
+      <w:r>
+        <w:rPr>
+          <w:b/>
+          <w:bCs/>
+          <w:color w:val="1F3864"/>
+          <w:sz w:val="24"/>
+          <w:szCs w:val="24"/>
+        </w:rPr>
+        <w:t xml:space="preserve">8. 유의사항</w:t>
       </w:r>
     </w:p>
     <w:p>
